--- a/Documentations/Strategy/reference.docx
+++ b/Documentations/Strategy/reference.docx
@@ -314,7 +314,6 @@
       </w:r>
     </w:p>
     <w:sectPr>
-      <w:headerReference w:type="default" r:id="rId9"/>
       <w:footnotePr>
         <w:numRestart w:val="eachSect"/>
       </w:footnotePr>
@@ -368,52 +367,6 @@
     </w:p>
   </w:footnote>
 </w:footnotes>
-</file>
-
-<file path=word/header1.xml><?xml version="1.0" encoding="utf-8"?>
-<w:hdr xmlns:m="http://schemas.openxmlformats.org/officeDocument/2006/math" xmlns:mc="http://schemas.openxmlformats.org/markup-compatibility/2006" xmlns:mo="http://schemas.microsoft.com/office/mac/office/2008/main" xmlns:mv="urn:schemas-microsoft-com:mac:vml" xmlns:o="urn:schemas-microsoft-com:office:office" xmlns:r="http://schemas.openxmlformats.org/officeDocument/2006/relationships" xmlns:v="urn:schemas-microsoft-com:vml" xmlns:w10="urn:schemas-microsoft-com:office:word" xmlns:w14="http://schemas.microsoft.com/office/word/2010/wordml" xmlns:w="http://schemas.openxmlformats.org/wordprocessingml/2006/main" xmlns:wne="http://schemas.microsoft.com/office/word/2006/wordml" xmlns:wp14="http://schemas.microsoft.com/office/word/2010/wordprocessingDrawing" xmlns:wp="http://schemas.openxmlformats.org/drawingml/2006/wordprocessingDrawing" xmlns:wpc="http://schemas.microsoft.com/office/word/2010/wordprocessingCanvas" xmlns:wpg="http://schemas.microsoft.com/office/word/2010/wordprocessingGroup" xmlns:wpi="http://schemas.microsoft.com/office/word/2010/wordprocessingInk" xmlns:wps="http://schemas.microsoft.com/office/word/2010/wordprocessingShape" mc:Ignorable="w14 wp14">
-  <w:p>
-    <w:pPr>
-      <w:pStyle w:val="Header"/>
-      <w:jc w:val="right"/>
-    </w:pPr>
-    <w:r/>
-    <w:r>
-      <w:drawing>
-        <wp:inline xmlns:a="http://schemas.openxmlformats.org/drawingml/2006/main" xmlns:pic="http://schemas.openxmlformats.org/drawingml/2006/picture">
-          <wp:extent cx="1975618" cy="324000"/>
-          <wp:docPr id="1" name="Picture 1"/>
-          <wp:cNvGraphicFramePr>
-            <a:graphicFrameLocks noChangeAspect="1"/>
-          </wp:cNvGraphicFramePr>
-          <a:graphic>
-            <a:graphicData uri="http://schemas.openxmlformats.org/drawingml/2006/picture">
-              <pic:pic>
-                <pic:nvPicPr>
-                  <pic:cNvPr id="0" name="em_logo.jpg"/>
-                  <pic:cNvPicPr/>
-                </pic:nvPicPr>
-                <pic:blipFill>
-                  <a:blip r:embed="rId1"/>
-                  <a:stretch>
-                    <a:fillRect/>
-                  </a:stretch>
-                </pic:blipFill>
-                <pic:spPr>
-                  <a:xfrm>
-                    <a:off x="0" y="0"/>
-                    <a:ext cx="1975618" cy="324000"/>
-                  </a:xfrm>
-                  <a:prstGeom prst="rect"/>
-                </pic:spPr>
-              </pic:pic>
-            </a:graphicData>
-          </a:graphic>
-        </wp:inline>
-      </w:drawing>
-    </w:r>
-  </w:p>
-</w:hdr>
 </file>
 
 <file path=word/numbering.xml><?xml version="1.0" encoding="utf-8"?>
@@ -548,11 +501,6 @@
   <w:style w:type="paragraph" w:default="1" w:styleId="Normal">
     <w:name w:val="Normal"/>
     <w:qFormat/>
-    <w:rPr>
-      <w:rFonts w:ascii="Calibri" w:hAnsi="Calibri"/>
-      <w:color w:val="222222"/>
-      <w:sz w:val="22"/>
-    </w:rPr>
   </w:style>
   <w:style w:type="paragraph" w:styleId="BodyText">
     <w:name w:val="Body Text"/>
@@ -591,10 +539,8 @@
       <w:jc w:val="center"/>
     </w:pPr>
     <w:rPr>
-      <w:rFonts w:asciiTheme="majorHAnsi" w:eastAsiaTheme="majorEastAsia" w:hAnsiTheme="majorHAnsi" w:cstheme="majorBidi" w:ascii="Calibri" w:hAnsi="Calibri"/>
-      <w:b/>
-      <w:color w:val="7A2E12"/>
-      <w:sz w:val="52"/>
+      <w:rFonts w:asciiTheme="majorHAnsi" w:eastAsiaTheme="majorEastAsia" w:hAnsiTheme="majorHAnsi" w:cstheme="majorBidi"/>
+      <w:sz w:val="56"/>
       <w:szCs w:val="56"/>
     </w:rPr>
   </w:style>
@@ -727,10 +673,9 @@
       <w:outlineLvl w:val="0"/>
     </w:pPr>
     <w:rPr>
-      <w:rFonts w:asciiTheme="majorHAnsi" w:eastAsiaTheme="majorEastAsia" w:hAnsiTheme="majorHAnsi" w:cstheme="majorBidi" w:ascii="Calibri" w:hAnsi="Calibri"/>
-      <w:b/>
-      <w:color w:val="7A2E12"/>
-      <w:sz w:val="36"/>
+      <w:rFonts w:asciiTheme="majorHAnsi" w:eastAsiaTheme="majorEastAsia" w:hAnsiTheme="majorHAnsi" w:cstheme="majorBidi"/>
+      <w:color w:val="0F4761" w:themeColor="accent1" w:themeShade="BF"/>
+      <w:sz w:val="40"/>
       <w:szCs w:val="40"/>
     </w:rPr>
   </w:style>
@@ -751,10 +696,9 @@
       <w:outlineLvl w:val="1"/>
     </w:pPr>
     <w:rPr>
-      <w:rFonts w:asciiTheme="majorHAnsi" w:eastAsiaTheme="majorEastAsia" w:hAnsiTheme="majorHAnsi" w:cstheme="majorBidi" w:ascii="Calibri" w:hAnsi="Calibri"/>
-      <w:b/>
-      <w:color w:val="B0421A"/>
-      <w:sz w:val="28"/>
+      <w:rFonts w:asciiTheme="majorHAnsi" w:eastAsiaTheme="majorEastAsia" w:hAnsiTheme="majorHAnsi" w:cstheme="majorBidi"/>
+      <w:color w:val="0F4761" w:themeColor="accent1" w:themeShade="BF"/>
+      <w:sz w:val="32"/>
       <w:szCs w:val="32"/>
     </w:rPr>
   </w:style>
@@ -775,10 +719,9 @@
       <w:outlineLvl w:val="2"/>
     </w:pPr>
     <w:rPr>
-      <w:rFonts w:eastAsiaTheme="majorEastAsia" w:cstheme="majorBidi" w:ascii="Calibri" w:hAnsi="Calibri"/>
-      <w:b/>
-      <w:color w:val="B0421A"/>
-      <w:sz w:val="24"/>
+      <w:rFonts w:eastAsiaTheme="majorEastAsia" w:cstheme="majorBidi"/>
+      <w:color w:val="0F4761" w:themeColor="accent1" w:themeShade="BF"/>
+      <w:sz w:val="28"/>
       <w:szCs w:val="28"/>
     </w:rPr>
   </w:style>
@@ -799,12 +742,10 @@
       <w:outlineLvl w:val="3"/>
     </w:pPr>
     <w:rPr>
-      <w:rFonts w:eastAsiaTheme="majorEastAsia" w:cstheme="majorBidi" w:ascii="Calibri" w:hAnsi="Calibri"/>
-      <w:b/>
+      <w:rFonts w:eastAsiaTheme="majorEastAsia" w:cstheme="majorBidi"/>
       <w:i/>
       <w:iCs/>
-      <w:color w:val="B0421A"/>
-      <w:sz w:val="22"/>
+      <w:color w:val="0F4761" w:themeColor="accent1" w:themeShade="BF"/>
     </w:rPr>
   </w:style>
   <w:style w:type="paragraph" w:styleId="Heading5">
@@ -1189,10 +1130,10 @@
       <w:outlineLvl w:val="9"/>
     </w:pPr>
     <w:rPr>
-      <w:rFonts w:asciiTheme="majorHAnsi" w:eastAsiaTheme="majorEastAsia" w:hAnsiTheme="majorHAnsi" w:cstheme="majorBidi" w:ascii="Calibri" w:hAnsi="Calibri"/>
+      <w:rFonts w:asciiTheme="majorHAnsi" w:eastAsiaTheme="majorEastAsia" w:hAnsiTheme="majorHAnsi" w:cstheme="majorBidi"/>
       <w:b w:val="0"/>
       <w:bCs w:val="0"/>
-      <w:color w:val="222222"/>
+      <w:color w:val="365F91" w:themeColor="accent1" w:themeShade="BF"/>
     </w:rPr>
   </w:style>
 </w:styles>
